--- a/quizzes_exit_tickets/Week01_ExitTicket.docx
+++ b/quizzes_exit_tickets/Week01_ExitTicket.docx
@@ -74,7 +74,7 @@
         <w:rPr>
           <w:rFonts w:eastAsiaTheme="minorEastAsia"/>
         </w:rPr>
-        <w:t>Answers:</w:t>
+        <w:t>Good answers:</w:t>
       </w:r>
     </w:p>
     <w:p>
@@ -87,7 +87,13 @@
         <w:rPr>
           <w:rFonts w:eastAsiaTheme="minorEastAsia"/>
         </w:rPr>
-        <w:t xml:space="preserve">1. </w:t>
+        <w:t>1.</w:t>
+      </w:r>
+      <w:r>
+        <w:rPr>
+          <w:rFonts w:eastAsiaTheme="minorEastAsia"/>
+        </w:rPr>
+        <w:t xml:space="preserve"> </w:t>
       </w:r>
       <w:r>
         <w:rPr>
@@ -226,79 +232,11 @@
             </m:r>
           </m:e>
         </m:nary>
-      </m:oMath>
-      <w:r>
-        <w:rPr>
-          <w:rFonts w:eastAsiaTheme="minorEastAsia"/>
-        </w:rPr>
-        <w:t>.</w:t>
-      </w:r>
-    </w:p>
-    <w:p>
-      <w:pPr>
-        <w:rPr>
-          <w:rFonts w:eastAsiaTheme="minorEastAsia"/>
-        </w:rPr>
-      </w:pPr>
-      <w:r>
-        <w:rPr>
-          <w:rFonts w:eastAsiaTheme="minorEastAsia"/>
-        </w:rPr>
-        <w:t>Mediocre answer: Because an LTI system is defined by its impulse response (circular response)</w:t>
-      </w:r>
-    </w:p>
-    <w:p>
-      <w:pPr>
-        <w:rPr>
-          <w:rFonts w:eastAsiaTheme="minorEastAsia"/>
-        </w:rPr>
-      </w:pPr>
-      <w:r>
-        <w:rPr>
-          <w:rFonts w:eastAsiaTheme="minorEastAsia"/>
-        </w:rPr>
-        <w:t xml:space="preserve">Good answer: Because every input can be decomposed into scaled and shifted impulses, and linearity and time-invariance tell us that the output is the corresponding sum of scaled and shifted copies of </w:t>
-      </w:r>
-      <m:oMath>
         <m:r>
           <w:rPr>
             <w:rFonts w:ascii="Cambria Math" w:eastAsiaTheme="minorEastAsia" w:hAnsi="Cambria Math"/>
           </w:rPr>
-          <m:t>h[n]</m:t>
-        </m:r>
-      </m:oMath>
-      <w:r>
-        <w:rPr>
-          <w:rFonts w:eastAsiaTheme="minorEastAsia"/>
-        </w:rPr>
-        <w:t>.</w:t>
-      </w:r>
-    </w:p>
-    <w:p>
-      <w:pPr>
-        <w:rPr>
-          <w:rFonts w:eastAsiaTheme="minorEastAsia"/>
-        </w:rPr>
-      </w:pPr>
-    </w:p>
-    <w:p>
-      <w:pPr>
-        <w:rPr>
-          <w:rFonts w:eastAsiaTheme="minorEastAsia"/>
-        </w:rPr>
-      </w:pPr>
-      <w:r>
-        <w:rPr>
-          <w:rFonts w:eastAsiaTheme="minorEastAsia"/>
-        </w:rPr>
-        <w:t xml:space="preserve">2. Complex exponentials are eigenfunctions of LTI systems: </w:t>
-      </w:r>
-      <m:oMath>
-        <m:r>
-          <w:rPr>
-            <w:rFonts w:ascii="Cambria Math" w:eastAsiaTheme="minorEastAsia" w:hAnsi="Cambria Math"/>
-          </w:rPr>
-          <m:t>x</m:t>
+          <m:t>=x</m:t>
         </m:r>
         <m:d>
           <m:dPr>
@@ -324,79 +262,54 @@
           <w:rPr>
             <w:rFonts w:ascii="Cambria Math" w:eastAsiaTheme="minorEastAsia" w:hAnsi="Cambria Math"/>
           </w:rPr>
-          <m:t>=</m:t>
-        </m:r>
-        <m:sSup>
-          <m:sSupPr>
-            <m:ctrlPr>
-              <w:rPr>
-                <w:rFonts w:ascii="Cambria Math" w:eastAsiaTheme="minorEastAsia" w:hAnsi="Cambria Math"/>
-                <w:i/>
-              </w:rPr>
-            </m:ctrlPr>
-          </m:sSupPr>
-          <m:e>
-            <m:r>
-              <w:rPr>
-                <w:rFonts w:ascii="Cambria Math" w:eastAsiaTheme="minorEastAsia" w:hAnsi="Cambria Math"/>
-              </w:rPr>
-              <m:t>e</m:t>
-            </m:r>
-          </m:e>
-          <m:sup>
-            <m:r>
-              <w:rPr>
-                <w:rFonts w:ascii="Cambria Math" w:eastAsiaTheme="minorEastAsia" w:hAnsi="Cambria Math"/>
-              </w:rPr>
-              <m:t>j</m:t>
-            </m:r>
-            <m:sSub>
-              <m:sSubPr>
-                <m:ctrlPr>
-                  <w:rPr>
-                    <w:rFonts w:ascii="Cambria Math" w:eastAsiaTheme="minorEastAsia" w:hAnsi="Cambria Math"/>
-                    <w:i/>
-                  </w:rPr>
-                </m:ctrlPr>
-              </m:sSubPr>
-              <m:e>
-                <m:r>
-                  <w:rPr>
-                    <w:rFonts w:ascii="Cambria Math" w:eastAsiaTheme="minorEastAsia" w:hAnsi="Cambria Math"/>
-                  </w:rPr>
-                  <m:t>ω</m:t>
-                </m:r>
-              </m:e>
-              <m:sub>
-                <m:r>
-                  <w:rPr>
-                    <w:rFonts w:ascii="Cambria Math" w:eastAsiaTheme="minorEastAsia" w:hAnsi="Cambria Math"/>
-                  </w:rPr>
-                  <m:t>0</m:t>
-                </m:r>
-              </m:sub>
-            </m:sSub>
-            <m:r>
-              <w:rPr>
-                <w:rFonts w:ascii="Cambria Math" w:eastAsiaTheme="minorEastAsia" w:hAnsi="Cambria Math"/>
-              </w:rPr>
-              <m:t>n</m:t>
-            </m:r>
-          </m:sup>
-        </m:sSup>
+          <m:t>*h[n]</m:t>
+        </m:r>
       </m:oMath>
       <w:r>
         <w:rPr>
           <w:rFonts w:eastAsiaTheme="minorEastAsia"/>
         </w:rPr>
-        <w:t xml:space="preserve"> produces </w:t>
+        <w:t>.</w:t>
+      </w:r>
+    </w:p>
+    <w:p>
+      <w:pPr>
+        <w:rPr>
+          <w:rFonts w:eastAsiaTheme="minorEastAsia"/>
+        </w:rPr>
+      </w:pPr>
+      <w:r>
+        <w:rPr>
+          <w:rFonts w:eastAsiaTheme="minorEastAsia"/>
+        </w:rPr>
+        <w:t>Look for both linearity and time-invariance in the answer.</w:t>
+      </w:r>
+    </w:p>
+    <w:p>
+      <w:pPr>
+        <w:rPr>
+          <w:rFonts w:eastAsiaTheme="minorEastAsia"/>
+        </w:rPr>
+      </w:pPr>
+    </w:p>
+    <w:p>
+      <w:pPr>
+        <w:rPr>
+          <w:rFonts w:eastAsiaTheme="minorEastAsia"/>
+        </w:rPr>
+      </w:pPr>
+      <w:r>
+        <w:rPr>
+          <w:rFonts w:eastAsiaTheme="minorEastAsia"/>
+        </w:rPr>
+        <w:t xml:space="preserve">2. Complex exponentials are eigenfunctions of LTI systems: Input </w:t>
       </w:r>
       <m:oMath>
         <m:r>
           <w:rPr>
             <w:rFonts w:ascii="Cambria Math" w:eastAsiaTheme="minorEastAsia" w:hAnsi="Cambria Math"/>
           </w:rPr>
-          <m:t>y</m:t>
+          <m:t>x</m:t>
         </m:r>
         <m:d>
           <m:dPr>
@@ -424,54 +337,114 @@
           </w:rPr>
           <m:t>=</m:t>
         </m:r>
-        <m:nary>
-          <m:naryPr>
-            <m:chr m:val="∑"/>
-            <m:limLoc m:val="undOvr"/>
-            <m:supHide m:val="1"/>
+        <m:sSup>
+          <m:sSupPr>
             <m:ctrlPr>
               <w:rPr>
                 <w:rFonts w:ascii="Cambria Math" w:eastAsiaTheme="minorEastAsia" w:hAnsi="Cambria Math"/>
                 <w:i/>
               </w:rPr>
             </m:ctrlPr>
-          </m:naryPr>
-          <m:sub>
-            <m:r>
-              <w:rPr>
-                <w:rFonts w:ascii="Cambria Math" w:eastAsiaTheme="minorEastAsia" w:hAnsi="Cambria Math"/>
-              </w:rPr>
-              <m:t>k</m:t>
-            </m:r>
-          </m:sub>
-          <m:sup/>
+          </m:sSupPr>
           <m:e>
             <m:r>
               <w:rPr>
                 <w:rFonts w:ascii="Cambria Math" w:eastAsiaTheme="minorEastAsia" w:hAnsi="Cambria Math"/>
               </w:rPr>
-              <m:t>h</m:t>
-            </m:r>
-            <m:d>
-              <m:dPr>
-                <m:begChr m:val="["/>
-                <m:endChr m:val="]"/>
+              <m:t>e</m:t>
+            </m:r>
+          </m:e>
+          <m:sup>
+            <m:r>
+              <w:rPr>
+                <w:rFonts w:ascii="Cambria Math" w:eastAsiaTheme="minorEastAsia" w:hAnsi="Cambria Math"/>
+              </w:rPr>
+              <m:t>j</m:t>
+            </m:r>
+            <m:sSub>
+              <m:sSubPr>
                 <m:ctrlPr>
                   <w:rPr>
                     <w:rFonts w:ascii="Cambria Math" w:eastAsiaTheme="minorEastAsia" w:hAnsi="Cambria Math"/>
                     <w:i/>
                   </w:rPr>
                 </m:ctrlPr>
-              </m:dPr>
+              </m:sSubPr>
               <m:e>
                 <m:r>
                   <w:rPr>
                     <w:rFonts w:ascii="Cambria Math" w:eastAsiaTheme="minorEastAsia" w:hAnsi="Cambria Math"/>
                   </w:rPr>
-                  <m:t>k</m:t>
+                  <m:t>ω</m:t>
                 </m:r>
               </m:e>
-            </m:d>
+              <m:sub>
+                <m:r>
+                  <w:rPr>
+                    <w:rFonts w:ascii="Cambria Math" w:eastAsiaTheme="minorEastAsia" w:hAnsi="Cambria Math"/>
+                  </w:rPr>
+                  <m:t>0</m:t>
+                </m:r>
+              </m:sub>
+            </m:sSub>
+            <m:r>
+              <w:rPr>
+                <w:rFonts w:ascii="Cambria Math" w:eastAsiaTheme="minorEastAsia" w:hAnsi="Cambria Math"/>
+              </w:rPr>
+              <m:t>n</m:t>
+            </m:r>
+          </m:sup>
+        </m:sSup>
+      </m:oMath>
+      <w:r>
+        <w:rPr>
+          <w:rFonts w:eastAsiaTheme="minorEastAsia"/>
+        </w:rPr>
+        <w:t xml:space="preserve"> produces output </w:t>
+      </w:r>
+      <m:oMath>
+        <m:r>
+          <w:rPr>
+            <w:rFonts w:ascii="Cambria Math" w:eastAsiaTheme="minorEastAsia" w:hAnsi="Cambria Math"/>
+          </w:rPr>
+          <m:t>y</m:t>
+        </m:r>
+        <m:d>
+          <m:dPr>
+            <m:begChr m:val="["/>
+            <m:endChr m:val="]"/>
+            <m:ctrlPr>
+              <w:rPr>
+                <w:rFonts w:ascii="Cambria Math" w:eastAsiaTheme="minorEastAsia" w:hAnsi="Cambria Math"/>
+                <w:i/>
+              </w:rPr>
+            </m:ctrlPr>
+          </m:dPr>
+          <m:e>
+            <m:r>
+              <w:rPr>
+                <w:rFonts w:ascii="Cambria Math" w:eastAsiaTheme="minorEastAsia" w:hAnsi="Cambria Math"/>
+              </w:rPr>
+              <m:t>n</m:t>
+            </m:r>
+          </m:e>
+        </m:d>
+        <m:r>
+          <w:rPr>
+            <w:rFonts w:ascii="Cambria Math" w:eastAsiaTheme="minorEastAsia" w:hAnsi="Cambria Math"/>
+          </w:rPr>
+          <m:t>=H</m:t>
+        </m:r>
+        <m:d>
+          <m:dPr>
+            <m:ctrlPr>
+              <w:rPr>
+                <w:rFonts w:ascii="Cambria Math" w:eastAsiaTheme="minorEastAsia" w:hAnsi="Cambria Math"/>
+                <w:i/>
+              </w:rPr>
+            </m:ctrlPr>
+          </m:dPr>
+          <m:e>
             <m:sSup>
               <m:sSupPr>
                 <m:ctrlPr>
@@ -522,22 +495,10 @@
                     </m:r>
                   </m:sub>
                 </m:sSub>
-                <m:r>
-                  <w:rPr>
-                    <w:rFonts w:ascii="Cambria Math" w:eastAsiaTheme="minorEastAsia" w:hAnsi="Cambria Math"/>
-                  </w:rPr>
-                  <m:t>(n-k)</m:t>
-                </m:r>
               </m:sup>
             </m:sSup>
           </m:e>
-        </m:nary>
-        <m:r>
-          <w:rPr>
-            <w:rFonts w:ascii="Cambria Math" w:eastAsiaTheme="minorEastAsia" w:hAnsi="Cambria Math"/>
-          </w:rPr>
-          <m:t>=</m:t>
-        </m:r>
+        </m:d>
         <m:sSup>
           <m:sSupPr>
             <m:ctrlPr>
@@ -596,6 +557,388 @@
             </m:r>
           </m:sup>
         </m:sSup>
+      </m:oMath>
+      <w:r>
+        <w:rPr>
+          <w:rFonts w:eastAsiaTheme="minorEastAsia"/>
+        </w:rPr>
+        <w:t xml:space="preserve"> (due to convolution which depends on linearity and time-invariance). The multiplier </w:t>
+      </w:r>
+      <m:oMath>
+        <m:r>
+          <w:rPr>
+            <w:rFonts w:ascii="Cambria Math" w:eastAsiaTheme="minorEastAsia" w:hAnsi="Cambria Math"/>
+          </w:rPr>
+          <m:t>H(</m:t>
+        </m:r>
+        <m:sSup>
+          <m:sSupPr>
+            <m:ctrlPr>
+              <w:rPr>
+                <w:rFonts w:ascii="Cambria Math" w:eastAsiaTheme="minorEastAsia" w:hAnsi="Cambria Math"/>
+                <w:i/>
+              </w:rPr>
+            </m:ctrlPr>
+          </m:sSupPr>
+          <m:e>
+            <m:r>
+              <w:rPr>
+                <w:rFonts w:ascii="Cambria Math" w:eastAsiaTheme="minorEastAsia" w:hAnsi="Cambria Math"/>
+              </w:rPr>
+              <m:t>e</m:t>
+            </m:r>
+          </m:e>
+          <m:sup>
+            <m:r>
+              <w:rPr>
+                <w:rFonts w:ascii="Cambria Math" w:eastAsiaTheme="minorEastAsia" w:hAnsi="Cambria Math"/>
+              </w:rPr>
+              <m:t>j</m:t>
+            </m:r>
+            <m:sSub>
+              <m:sSubPr>
+                <m:ctrlPr>
+                  <w:rPr>
+                    <w:rFonts w:ascii="Cambria Math" w:eastAsiaTheme="minorEastAsia" w:hAnsi="Cambria Math"/>
+                    <w:i/>
+                  </w:rPr>
+                </m:ctrlPr>
+              </m:sSubPr>
+              <m:e>
+                <m:r>
+                  <w:rPr>
+                    <w:rFonts w:ascii="Cambria Math" w:eastAsiaTheme="minorEastAsia" w:hAnsi="Cambria Math"/>
+                  </w:rPr>
+                  <m:t>ω</m:t>
+                </m:r>
+              </m:e>
+              <m:sub>
+                <m:r>
+                  <w:rPr>
+                    <w:rFonts w:ascii="Cambria Math" w:eastAsiaTheme="minorEastAsia" w:hAnsi="Cambria Math"/>
+                  </w:rPr>
+                  <m:t>0</m:t>
+                </m:r>
+              </m:sub>
+            </m:sSub>
+          </m:sup>
+        </m:sSup>
+        <m:r>
+          <w:rPr>
+            <w:rFonts w:ascii="Cambria Math" w:eastAsiaTheme="minorEastAsia" w:hAnsi="Cambria Math"/>
+          </w:rPr>
+          <m:t>)</m:t>
+        </m:r>
+      </m:oMath>
+      <w:r>
+        <w:rPr>
+          <w:rFonts w:eastAsiaTheme="minorEastAsia"/>
+        </w:rPr>
+        <w:t xml:space="preserve"> can change magnitude and phase, but the factor </w:t>
+      </w:r>
+      <m:oMath>
+        <m:sSup>
+          <m:sSupPr>
+            <m:ctrlPr>
+              <w:rPr>
+                <w:rFonts w:ascii="Cambria Math" w:eastAsiaTheme="minorEastAsia" w:hAnsi="Cambria Math"/>
+                <w:i/>
+              </w:rPr>
+            </m:ctrlPr>
+          </m:sSupPr>
+          <m:e>
+            <m:r>
+              <w:rPr>
+                <w:rFonts w:ascii="Cambria Math" w:eastAsiaTheme="minorEastAsia" w:hAnsi="Cambria Math"/>
+              </w:rPr>
+              <m:t>e</m:t>
+            </m:r>
+          </m:e>
+          <m:sup>
+            <m:r>
+              <w:rPr>
+                <w:rFonts w:ascii="Cambria Math" w:eastAsiaTheme="minorEastAsia" w:hAnsi="Cambria Math"/>
+              </w:rPr>
+              <m:t>j</m:t>
+            </m:r>
+            <m:sSub>
+              <m:sSubPr>
+                <m:ctrlPr>
+                  <w:rPr>
+                    <w:rFonts w:ascii="Cambria Math" w:eastAsiaTheme="minorEastAsia" w:hAnsi="Cambria Math"/>
+                    <w:i/>
+                  </w:rPr>
+                </m:ctrlPr>
+              </m:sSubPr>
+              <m:e>
+                <m:r>
+                  <w:rPr>
+                    <w:rFonts w:ascii="Cambria Math" w:eastAsiaTheme="minorEastAsia" w:hAnsi="Cambria Math"/>
+                  </w:rPr>
+                  <m:t>ω</m:t>
+                </m:r>
+              </m:e>
+              <m:sub>
+                <m:r>
+                  <w:rPr>
+                    <w:rFonts w:ascii="Cambria Math" w:eastAsiaTheme="minorEastAsia" w:hAnsi="Cambria Math"/>
+                  </w:rPr>
+                  <m:t>0</m:t>
+                </m:r>
+              </m:sub>
+            </m:sSub>
+            <m:r>
+              <w:rPr>
+                <w:rFonts w:ascii="Cambria Math" w:eastAsiaTheme="minorEastAsia" w:hAnsi="Cambria Math"/>
+              </w:rPr>
+              <m:t>n</m:t>
+            </m:r>
+          </m:sup>
+        </m:sSup>
+      </m:oMath>
+      <w:r>
+        <w:rPr>
+          <w:rFonts w:eastAsiaTheme="minorEastAsia"/>
+        </w:rPr>
+        <w:t xml:space="preserve"> remains at the same frequency.</w:t>
+      </w:r>
+    </w:p>
+    <w:p>
+      <w:pPr>
+        <w:rPr>
+          <w:rFonts w:eastAsiaTheme="minorEastAsia"/>
+        </w:rPr>
+      </w:pPr>
+      <w:r>
+        <w:rPr>
+          <w:rFonts w:eastAsiaTheme="minorEastAsia"/>
+        </w:rPr>
+        <w:t xml:space="preserve">Look for </w:t>
+      </w:r>
+      <w:r>
+        <w:rPr>
+          <w:rFonts w:eastAsiaTheme="minorEastAsia"/>
+        </w:rPr>
+        <w:t>eigenfunctions, eigenvalues and convolution (which requires linearity and time-invariance) in the answer.</w:t>
+      </w:r>
+    </w:p>
+    <w:p>
+      <w:pPr>
+        <w:rPr>
+          <w:rFonts w:eastAsiaTheme="minorEastAsia"/>
+        </w:rPr>
+      </w:pPr>
+    </w:p>
+    <w:p>
+      <w:pPr>
+        <w:rPr>
+          <w:rFonts w:eastAsiaTheme="minorEastAsia"/>
+        </w:rPr>
+      </w:pPr>
+    </w:p>
+    <w:p>
+      <w:pPr>
+        <w:rPr>
+          <w:rFonts w:eastAsiaTheme="minorEastAsia"/>
+        </w:rPr>
+      </w:pPr>
+      <w:r>
+        <w:rPr>
+          <w:rFonts w:eastAsiaTheme="minorEastAsia"/>
+        </w:rPr>
+        <w:t>Answers:</w:t>
+      </w:r>
+    </w:p>
+    <w:p>
+      <w:pPr>
+        <w:rPr>
+          <w:rFonts w:eastAsiaTheme="minorEastAsia"/>
+        </w:rPr>
+      </w:pPr>
+      <w:r>
+        <w:rPr>
+          <w:rFonts w:eastAsiaTheme="minorEastAsia"/>
+        </w:rPr>
+        <w:t>Mediocre answer: Because an LTI system is defined by its impulse response (circular response)</w:t>
+      </w:r>
+    </w:p>
+    <w:p>
+      <w:pPr>
+        <w:rPr>
+          <w:rFonts w:eastAsiaTheme="minorEastAsia"/>
+        </w:rPr>
+      </w:pPr>
+      <w:r>
+        <w:rPr>
+          <w:rFonts w:eastAsiaTheme="minorEastAsia"/>
+        </w:rPr>
+        <w:t xml:space="preserve">Good answer: Because every input can be decomposed into scaled and shifted impulses, and linearity and time-invariance tell us that the output is the corresponding sum of scaled and shifted copies of </w:t>
+      </w:r>
+      <m:oMath>
+        <m:r>
+          <w:rPr>
+            <w:rFonts w:ascii="Cambria Math" w:eastAsiaTheme="minorEastAsia" w:hAnsi="Cambria Math"/>
+          </w:rPr>
+          <m:t>h[n]</m:t>
+        </m:r>
+      </m:oMath>
+      <w:r>
+        <w:rPr>
+          <w:rFonts w:eastAsiaTheme="minorEastAsia"/>
+        </w:rPr>
+        <w:t>.</w:t>
+      </w:r>
+    </w:p>
+    <w:p>
+      <w:pPr>
+        <w:rPr>
+          <w:rFonts w:eastAsiaTheme="minorEastAsia"/>
+        </w:rPr>
+      </w:pPr>
+    </w:p>
+    <w:p>
+      <w:pPr>
+        <w:rPr>
+          <w:rFonts w:eastAsiaTheme="minorEastAsia"/>
+        </w:rPr>
+      </w:pPr>
+      <w:r>
+        <w:rPr>
+          <w:rFonts w:eastAsiaTheme="minorEastAsia"/>
+        </w:rPr>
+        <w:t xml:space="preserve">2. Complex exponentials are eigenfunctions of LTI systems: </w:t>
+      </w:r>
+      <m:oMath>
+        <m:r>
+          <w:rPr>
+            <w:rFonts w:ascii="Cambria Math" w:eastAsiaTheme="minorEastAsia" w:hAnsi="Cambria Math"/>
+          </w:rPr>
+          <m:t>x</m:t>
+        </m:r>
+        <m:d>
+          <m:dPr>
+            <m:begChr m:val="["/>
+            <m:endChr m:val="]"/>
+            <m:ctrlPr>
+              <w:rPr>
+                <w:rFonts w:ascii="Cambria Math" w:eastAsiaTheme="minorEastAsia" w:hAnsi="Cambria Math"/>
+                <w:i/>
+              </w:rPr>
+            </m:ctrlPr>
+          </m:dPr>
+          <m:e>
+            <m:r>
+              <w:rPr>
+                <w:rFonts w:ascii="Cambria Math" w:eastAsiaTheme="minorEastAsia" w:hAnsi="Cambria Math"/>
+              </w:rPr>
+              <m:t>n</m:t>
+            </m:r>
+          </m:e>
+        </m:d>
+        <m:r>
+          <w:rPr>
+            <w:rFonts w:ascii="Cambria Math" w:eastAsiaTheme="minorEastAsia" w:hAnsi="Cambria Math"/>
+          </w:rPr>
+          <m:t>=</m:t>
+        </m:r>
+        <m:sSup>
+          <m:sSupPr>
+            <m:ctrlPr>
+              <w:rPr>
+                <w:rFonts w:ascii="Cambria Math" w:eastAsiaTheme="minorEastAsia" w:hAnsi="Cambria Math"/>
+                <w:i/>
+              </w:rPr>
+            </m:ctrlPr>
+          </m:sSupPr>
+          <m:e>
+            <m:r>
+              <w:rPr>
+                <w:rFonts w:ascii="Cambria Math" w:eastAsiaTheme="minorEastAsia" w:hAnsi="Cambria Math"/>
+              </w:rPr>
+              <m:t>e</m:t>
+            </m:r>
+          </m:e>
+          <m:sup>
+            <m:r>
+              <w:rPr>
+                <w:rFonts w:ascii="Cambria Math" w:eastAsiaTheme="minorEastAsia" w:hAnsi="Cambria Math"/>
+              </w:rPr>
+              <m:t>j</m:t>
+            </m:r>
+            <m:sSub>
+              <m:sSubPr>
+                <m:ctrlPr>
+                  <w:rPr>
+                    <w:rFonts w:ascii="Cambria Math" w:eastAsiaTheme="minorEastAsia" w:hAnsi="Cambria Math"/>
+                    <w:i/>
+                  </w:rPr>
+                </m:ctrlPr>
+              </m:sSubPr>
+              <m:e>
+                <m:r>
+                  <w:rPr>
+                    <w:rFonts w:ascii="Cambria Math" w:eastAsiaTheme="minorEastAsia" w:hAnsi="Cambria Math"/>
+                  </w:rPr>
+                  <m:t>ω</m:t>
+                </m:r>
+              </m:e>
+              <m:sub>
+                <m:r>
+                  <w:rPr>
+                    <w:rFonts w:ascii="Cambria Math" w:eastAsiaTheme="minorEastAsia" w:hAnsi="Cambria Math"/>
+                  </w:rPr>
+                  <m:t>0</m:t>
+                </m:r>
+              </m:sub>
+            </m:sSub>
+            <m:r>
+              <w:rPr>
+                <w:rFonts w:ascii="Cambria Math" w:eastAsiaTheme="minorEastAsia" w:hAnsi="Cambria Math"/>
+              </w:rPr>
+              <m:t>n</m:t>
+            </m:r>
+          </m:sup>
+        </m:sSup>
+      </m:oMath>
+      <w:r>
+        <w:rPr>
+          <w:rFonts w:eastAsiaTheme="minorEastAsia"/>
+        </w:rPr>
+        <w:t xml:space="preserve"> produces </w:t>
+      </w:r>
+      <m:oMath>
+        <m:r>
+          <w:rPr>
+            <w:rFonts w:ascii="Cambria Math" w:eastAsiaTheme="minorEastAsia" w:hAnsi="Cambria Math"/>
+          </w:rPr>
+          <m:t>y</m:t>
+        </m:r>
+        <m:d>
+          <m:dPr>
+            <m:begChr m:val="["/>
+            <m:endChr m:val="]"/>
+            <m:ctrlPr>
+              <w:rPr>
+                <w:rFonts w:ascii="Cambria Math" w:eastAsiaTheme="minorEastAsia" w:hAnsi="Cambria Math"/>
+                <w:i/>
+              </w:rPr>
+            </m:ctrlPr>
+          </m:dPr>
+          <m:e>
+            <m:r>
+              <w:rPr>
+                <w:rFonts w:ascii="Cambria Math" w:eastAsiaTheme="minorEastAsia" w:hAnsi="Cambria Math"/>
+              </w:rPr>
+              <m:t>n</m:t>
+            </m:r>
+          </m:e>
+        </m:d>
+        <m:r>
+          <w:rPr>
+            <w:rFonts w:ascii="Cambria Math" w:eastAsiaTheme="minorEastAsia" w:hAnsi="Cambria Math"/>
+          </w:rPr>
+          <m:t>=</m:t>
+        </m:r>
         <m:nary>
           <m:naryPr>
             <m:chr m:val="∑"/>
@@ -666,7 +1009,7 @@
                   <w:rPr>
                     <w:rFonts w:ascii="Cambria Math" w:eastAsiaTheme="minorEastAsia" w:hAnsi="Cambria Math"/>
                   </w:rPr>
-                  <m:t>-j</m:t>
+                  <m:t>j</m:t>
                 </m:r>
                 <m:sSub>
                   <m:sSubPr>
@@ -698,7 +1041,7 @@
                   <w:rPr>
                     <w:rFonts w:ascii="Cambria Math" w:eastAsiaTheme="minorEastAsia" w:hAnsi="Cambria Math"/>
                   </w:rPr>
-                  <m:t>k</m:t>
+                  <m:t>(n-k)</m:t>
                 </m:r>
               </m:sup>
             </m:sSup>
@@ -768,6 +1111,178 @@
             </m:r>
           </m:sup>
         </m:sSup>
+        <m:nary>
+          <m:naryPr>
+            <m:chr m:val="∑"/>
+            <m:limLoc m:val="undOvr"/>
+            <m:supHide m:val="1"/>
+            <m:ctrlPr>
+              <w:rPr>
+                <w:rFonts w:ascii="Cambria Math" w:eastAsiaTheme="minorEastAsia" w:hAnsi="Cambria Math"/>
+                <w:i/>
+              </w:rPr>
+            </m:ctrlPr>
+          </m:naryPr>
+          <m:sub>
+            <m:r>
+              <w:rPr>
+                <w:rFonts w:ascii="Cambria Math" w:eastAsiaTheme="minorEastAsia" w:hAnsi="Cambria Math"/>
+              </w:rPr>
+              <m:t>k</m:t>
+            </m:r>
+          </m:sub>
+          <m:sup/>
+          <m:e>
+            <m:r>
+              <w:rPr>
+                <w:rFonts w:ascii="Cambria Math" w:eastAsiaTheme="minorEastAsia" w:hAnsi="Cambria Math"/>
+              </w:rPr>
+              <m:t>h</m:t>
+            </m:r>
+            <m:d>
+              <m:dPr>
+                <m:begChr m:val="["/>
+                <m:endChr m:val="]"/>
+                <m:ctrlPr>
+                  <w:rPr>
+                    <w:rFonts w:ascii="Cambria Math" w:eastAsiaTheme="minorEastAsia" w:hAnsi="Cambria Math"/>
+                    <w:i/>
+                  </w:rPr>
+                </m:ctrlPr>
+              </m:dPr>
+              <m:e>
+                <m:r>
+                  <w:rPr>
+                    <w:rFonts w:ascii="Cambria Math" w:eastAsiaTheme="minorEastAsia" w:hAnsi="Cambria Math"/>
+                  </w:rPr>
+                  <m:t>k</m:t>
+                </m:r>
+              </m:e>
+            </m:d>
+            <m:sSup>
+              <m:sSupPr>
+                <m:ctrlPr>
+                  <w:rPr>
+                    <w:rFonts w:ascii="Cambria Math" w:eastAsiaTheme="minorEastAsia" w:hAnsi="Cambria Math"/>
+                    <w:i/>
+                  </w:rPr>
+                </m:ctrlPr>
+              </m:sSupPr>
+              <m:e>
+                <m:r>
+                  <w:rPr>
+                    <w:rFonts w:ascii="Cambria Math" w:eastAsiaTheme="minorEastAsia" w:hAnsi="Cambria Math"/>
+                  </w:rPr>
+                  <m:t>e</m:t>
+                </m:r>
+              </m:e>
+              <m:sup>
+                <m:r>
+                  <w:rPr>
+                    <w:rFonts w:ascii="Cambria Math" w:eastAsiaTheme="minorEastAsia" w:hAnsi="Cambria Math"/>
+                  </w:rPr>
+                  <m:t>-j</m:t>
+                </m:r>
+                <m:sSub>
+                  <m:sSubPr>
+                    <m:ctrlPr>
+                      <w:rPr>
+                        <w:rFonts w:ascii="Cambria Math" w:eastAsiaTheme="minorEastAsia" w:hAnsi="Cambria Math"/>
+                        <w:i/>
+                      </w:rPr>
+                    </m:ctrlPr>
+                  </m:sSubPr>
+                  <m:e>
+                    <m:r>
+                      <w:rPr>
+                        <w:rFonts w:ascii="Cambria Math" w:eastAsiaTheme="minorEastAsia" w:hAnsi="Cambria Math"/>
+                      </w:rPr>
+                      <m:t>ω</m:t>
+                    </m:r>
+                  </m:e>
+                  <m:sub>
+                    <m:r>
+                      <w:rPr>
+                        <w:rFonts w:ascii="Cambria Math" w:eastAsiaTheme="minorEastAsia" w:hAnsi="Cambria Math"/>
+                      </w:rPr>
+                      <m:t>0</m:t>
+                    </m:r>
+                  </m:sub>
+                </m:sSub>
+                <m:r>
+                  <w:rPr>
+                    <w:rFonts w:ascii="Cambria Math" w:eastAsiaTheme="minorEastAsia" w:hAnsi="Cambria Math"/>
+                  </w:rPr>
+                  <m:t>k</m:t>
+                </m:r>
+              </m:sup>
+            </m:sSup>
+          </m:e>
+        </m:nary>
+        <m:r>
+          <w:rPr>
+            <w:rFonts w:ascii="Cambria Math" w:eastAsiaTheme="minorEastAsia" w:hAnsi="Cambria Math"/>
+          </w:rPr>
+          <m:t>=</m:t>
+        </m:r>
+        <m:sSup>
+          <m:sSupPr>
+            <m:ctrlPr>
+              <w:rPr>
+                <w:rFonts w:ascii="Cambria Math" w:eastAsiaTheme="minorEastAsia" w:hAnsi="Cambria Math"/>
+                <w:i/>
+              </w:rPr>
+            </m:ctrlPr>
+          </m:sSupPr>
+          <m:e>
+            <m:r>
+              <w:rPr>
+                <w:rFonts w:ascii="Cambria Math" w:eastAsiaTheme="minorEastAsia" w:hAnsi="Cambria Math"/>
+              </w:rPr>
+              <m:t>e</m:t>
+            </m:r>
+          </m:e>
+          <m:sup>
+            <m:r>
+              <w:rPr>
+                <w:rFonts w:ascii="Cambria Math" w:eastAsiaTheme="minorEastAsia" w:hAnsi="Cambria Math"/>
+              </w:rPr>
+              <m:t>j</m:t>
+            </m:r>
+            <m:sSub>
+              <m:sSubPr>
+                <m:ctrlPr>
+                  <w:rPr>
+                    <w:rFonts w:ascii="Cambria Math" w:eastAsiaTheme="minorEastAsia" w:hAnsi="Cambria Math"/>
+                    <w:i/>
+                  </w:rPr>
+                </m:ctrlPr>
+              </m:sSubPr>
+              <m:e>
+                <m:r>
+                  <w:rPr>
+                    <w:rFonts w:ascii="Cambria Math" w:eastAsiaTheme="minorEastAsia" w:hAnsi="Cambria Math"/>
+                  </w:rPr>
+                  <m:t>ω</m:t>
+                </m:r>
+              </m:e>
+              <m:sub>
+                <m:r>
+                  <w:rPr>
+                    <w:rFonts w:ascii="Cambria Math" w:eastAsiaTheme="minorEastAsia" w:hAnsi="Cambria Math"/>
+                  </w:rPr>
+                  <m:t>0</m:t>
+                </m:r>
+              </m:sub>
+            </m:sSub>
+            <m:r>
+              <w:rPr>
+                <w:rFonts w:ascii="Cambria Math" w:eastAsiaTheme="minorEastAsia" w:hAnsi="Cambria Math"/>
+              </w:rPr>
+              <m:t>n</m:t>
+            </m:r>
+          </m:sup>
+        </m:sSup>
         <m:r>
           <w:rPr>
             <w:rFonts w:ascii="Cambria Math" w:eastAsiaTheme="minorEastAsia" w:hAnsi="Cambria Math"/>
@@ -1024,21 +1539,7 @@
         <w:rPr>
           <w:rFonts w:eastAsiaTheme="minorEastAsia"/>
         </w:rPr>
-        <w:t>Weak answer: Because LTI systems preserve frequency. (</w:t>
-      </w:r>
-      <w:proofErr w:type="gramStart"/>
-      <w:r>
-        <w:rPr>
-          <w:rFonts w:eastAsiaTheme="minorEastAsia"/>
-        </w:rPr>
-        <w:t>true</w:t>
-      </w:r>
-      <w:proofErr w:type="gramEnd"/>
-      <w:r>
-        <w:rPr>
-          <w:rFonts w:eastAsiaTheme="minorEastAsia"/>
-        </w:rPr>
-        <w:t xml:space="preserve"> but circular.)</w:t>
+        <w:t>Weak answer: Because LTI systems preserve frequency. (true but circular.)</w:t>
       </w:r>
     </w:p>
     <w:p>
@@ -1414,7 +1915,6 @@
         <w:rPr>
           <w:rFonts w:eastAsiaTheme="minorEastAsia"/>
         </w:rPr>
-        <w:lastRenderedPageBreak/>
         <w:t>The core reason: sinusoids are eigenfunctions of LTI systems</w:t>
       </w:r>
       <w:r>
